--- a/arb/docx/03.content.docx
+++ b/arb/docx/03.content.docx
@@ -178,13 +178,6 @@
         <w:rPr>
           <w:lang w:val="ar_AE" w:bidi="ar_AE"/>
         </w:rPr>
-      </w:r>
-      <w:r>
-        <w:rPr>
-          <w:i/>
-          <w:lang w:val="ar_AE" w:bidi="ar_AE"/>
-        </w:rPr>
-        <w:t>لاويين 1: 1, لاويين 1:1–7: 38, لاويين 1: 2–3, لاويين 1: 3, لاويين 1: 3–17, لاويين 1: 4, لاويين 1: 5, لاويين 1: 6, لاويين 1: 8, لاويين 1: 9, لاويين1: 10–13, لاويين 1: 14–17, لاويين 1: 17, لاويين 2: 1, لاويين 2: 1–16, لاويين 2: 2, لاويين 2: 3, لاويين 2: 4, لاويين 2: 5, لاويين 2: 7, لاويين 2: 11, لاويين 2: 12, لاويين 2: 13, لاويين 3: 1, لاويين 3: 1–17, لاويين 3: 4, لاويين 3: 5, لاويين 3: 6–11, لاويين 3: 9, لاويين 3: 11, لاويين 3: 12–16, لاويين 3: 17, لاويين 4: 1–5:13, لاويين 4: 3, لاويين 4: 3–21, لاويين 4: 5–6, لاويين 4: 7, لاويين 4: 11–12, لاويين 4: 15, لاويين 4: 20, لاويين 4: 22, لاويين 4: 22–35, لاويين 4: 23, لاويين 4: 24, لاويين 4: 25, لاويين 4: 27–35, لاويين 5: 1, لاويين 5: 1–6, لاويين 5: 2, لاويين 5: 3, لاويين 5: 4, لاويين 5: 5, لاويين 5: 6, لاويين 5: 7, لاويين 5: 7–13, لاويين 5: 11, لاويين 5: 13, لاويين 5: 14–6:7, لاويين 5: 15, لاويين 5: 16, لاويين 5: 17–19, لاويين 6: 2, لاويين 6: 5, لاويين 6: 7, لاويين 6: 8–7: 38, لاويين 6: 10, لاويين 6: 11, لاويين 6: 12–13, لاويين 6: 16, لاويين 6: 17, لاويين 6: 18, لاويين 6: 19–23, لاويين 6: 22, لاويين 6: 23, لاويين 6: 28, لاويين 6: 30, لاويين 7: 3–4, لاويين 7: 12–15, لاويين 7: 15, لاويين 7: 16–18, لاويين 7: 18, لاويين 7: 19–21, لاويين 7: 20–21, لاويين 7: 22–27, لاويين 7: 24, لاويين 7: 26–27, لاويين 7: 34, لاويين 7: 36, لاويين 8: 1–36, لاويين 8: 2, لاويين 8: 4, لاويين 8 :6, لاويين 8: 7, لاويين 8: 8, لاويين 8: 9, لاويين 8: 10, لاويين 8: 13, لاويين 8: 14, لاويين 8: 15, لاويين 8: 18, لاويين 8 :22, لاويين 8: 23, لاويين 8: 29, لاويين 8: 30, لاويين 8: 31, لاويين 8: 34, لاويين 8: 35, لاويين 9: 1, لاويين 9: 2–4, لاويين 9: 6, لاويين 9: 7, لاويين 9: 9, لاويين 9: 17, لاويين 9: 22, لاويين 9: 24, لاويين 10: 1, لاويين 10: 1–20, لاويين 10: 2, لاويين 10 :3, لاويين 10: 4, لاويين 10: 5, لاويين 10: 6, لاويين 10: 7, لاويين 10: 8–10, لاويين 10: 11, لاويين 10: 12, لاويين 10: 13–15, لاويين 10: 16–17, لاويين 10: 19, لاويين 11: 1–15: 33, لاويين 11: 2–3, لاويين 11: 2–8, لاويين 11: 5–6, لاويين 11: 9, لاويين 11: 10, لاويين 11: 13–19, لاويين 11: 21–22, لاويين 11: 24–25, لاويين 11: 29–31, لاويين 11: 32–40, لاويين 11: 36, لاويين 11: 37–38, لاويين 11: 39–40, لاويين 11: 44–45, لاويين 11: 45, لاويين 12: 1–8, لاويين 12: 2, لاويين 12: 3, لاويين 12: 4, لاويين 12: 5, لاويين 12: 6, لاويين 12: 7, لاويين 12: 8, لاويين 13: 1–46, لاويين 13: 1–14 :57, لاويين 13: 2, لاويين 13: 3, لاويين 13: 4–5, لاويين 13: 8, لاويين 13: 10, لاويين 13: 12–13, لاويين 13: 24–25, لاويين 13: 30, لاويين 13: 38–39, لاويين 13: 42, لاويين 13: 45, لاويين 13: 46, لاويين 13: 47, لاويين 13: 47–59, لاويين 14: 1–32, لاويين 14 :4, لاويين 14: 5–7, لاويين 14: 7, لاويين 14: 12, لاويين 14: 14, لاويين 14: 15–17, لاويين 14: 19, لاويين 14: 20, لاويين 14: 21–32, لاويين 14: 33–53, لاويين 14: 34, لاويين 14: 36, لاويين 14: 37, لاويين 14: 54–57, لاويين 15: 1–33, لاويين 15: 2, لاويين 15: 13–15, لاويين 15: 16–17, لاويين 15: 18, لاويين 15: 19–23, لاويين 15: 24, لاويين 15: 25–29, لاويين 15: 32–33, لاويين 16: 1–34, لاويين 16: 2, لاويين 16: 4, لاويين 16 :6, لاويين 16: 8, لاويين 16: 16, لاويين 16: 23–24, لاويين 16: 27, لاويين 16: 29, لاويين 16: 31, لاويين 17: 1–26: 46, لاويين 17: 3–9, لاويين 17: 4, لاويين 17: 7, لاويين 17: 11, لاويين 17: 13, لاويين 17: 15–16, لاويين 18: 1- 20: 27, لاويين 18: 2, لاويين 18: 4–5, لاويين 18: 6–7, لاويين 18: 7, لاويين 18: 7–8, لاويين 18: 9, لاويين 18: 12–13, لاويين 18: 14, لاويين 18: 15, لاويين 18: 16, لاويين 18: 17, لاويين 18: 18, لاويين 18: 20, لاويين 18: 21, لاويين 18: 22, لاويين 18: 23, لاويين 18: 24–25, لاويين 18: 28, لاويين 19: 2, لاويين 19: 3, لاويين 19: 9–10, لاويين 19: 11, لاويين 19: 12, لاويين 19: 13, لاويين 19: 14, لاويين 19: 15, لاويين 19: 16, لاويين 19: 17, لاويين 19: 18, لاويين 19: 19, لاويين 19: 20–22, لاويين 19: 23–25, لاويين 19: 26, لاويين 19: 27, لاويين 19: 28, لاويين 19: 29, لاويين 19: 30, لاويين 19: 31, لاويين 19: 32, لاويين 19: 33–34, لاويين 19: 35–36, لاويين 20: 2, لاويين 20: 9, لاويين 20: 9–27, لاويين 20: 10, لاويين 20: 11, لاويين 20: 17, لاويين 20: 20–21, لاويين 20: 24, لاويين 21: 1–4, لاويين 21: 1–22: 33, لاويين 21: 5, لاويين 21: 6, لاويين 21: 7, لاويين 21: 10–15, لاويين 21: 22, لاويين 22: 2–6, لاويين 22: 5, لاويين 22: 9, لاويين 22: 11, لاويين 22: 14–16, لاويين 22: 15, لاويين 22: 18, لاويين 22: 21, لاويين 22: 23, لاويين 22: 27, لاويين 22: 28, لاويين 23: 2, لاويين 23: 5, لاويين 23: 5–8, لاويين 23: 6, لاويين 23: 10–14, لاويين 23: 11, لاويين 23: 14, لاويين 23: 15–21, لاويين 23: 18, لاويين 23: 24, لاويين 23: 27, لاويين 23: 29–30, لاويين 23: 34–43, لاويين 23: 39, لاويين 23: 43, لاويين 24: 5, لاويين 24: 7, لاويين 24: 10–23, لاويين 24: 11, لاويين 24: 14, لاويين 24: 17, لاويين 24: 20, لاويين 24: 22, لاويين 25: 1–55, لاويين 25: 2–7, لاويين 25: 4, لاويين 25: 8–17, لاويين 25: 10, لاويين 25: 11–12, لاويين 25: 15–16, لاويين 25: 23, لاويين 25: 25, لاويين 25: 29–31, لاويين 25: 32–34, لاويين 25: 35, لاويين 25: 36–37, لاويين 25: 38, لاويين 25: 40, لاويين 25: 42, لاويين 25: 43, لاويين 25: 44–46, لاويين 25: 47–55, لاويين 26: 1, لاويين 26: 3, لاويين 26: 3–39, لاويين 26: 5, لاويين 26 :7, لاويين 26:9, لاويين 26: 12, لاويين 26: 13, لاويين 26: 14–39, لاويين 26: 18, لاويين 26: 19–20, لاويين 26 :29, لاويين 26 :30, لاويين 26: 34, لاويين 26: 36–39, لاويين 26: 40–45, لاويين 26: 41, لاويين 26: 42, لاويين 27: 1–34, لاويين 27: 2, لاويين 27: 3–7, لاويين 27: 8, لاويين 27: 9–10, لاويين 27: 11–13, لاويين 27: 14–15, لاويين 27: 16–21, لاويين 27: 21, لاويين 27: 25, لاويين 27: 26, لاويين 27: 28, لاويين 27: 29, لاويين 27: 30, لاويين 27: 31, لاويين 27: 32, لاويين 27: 34</w:t>
       </w:r>
       <w:r>
         <w:rPr>

--- a/arb/docx/03.content.docx
+++ b/arb/docx/03.content.docx
@@ -163,21 +163,6 @@
           <w:lang w:val="ar_AE" w:bidi="ar_AE"/>
         </w:rPr>
         <w:t>LEV</w:t>
-      </w:r>
-      <w:r>
-        <w:rPr>
-          <w:lang w:val="ar_AE" w:bidi="ar_AE"/>
-        </w:rPr>
-      </w:r>
-    </w:p>
-    <w:p>
-      <w:pPr>
-        <w:bidi/>
-      </w:pPr>
-      <w:r>
-        <w:rPr>
-          <w:lang w:val="ar_AE" w:bidi="ar_AE"/>
-        </w:rPr>
       </w:r>
       <w:r>
         <w:rPr>

--- a/arb/docx/03.content.docx
+++ b/arb/docx/03.content.docx
@@ -22,7 +22,7 @@
         <w:rPr>
           <w:lang w:val="ar_AE" w:bidi="ar_AE"/>
         </w:rPr>
-        <w:t>Resource: ملاحظات الدراسة (تينديل)</w:t>
+        <w:t>Resource: Tyndale Open Study Notes</w:t>
       </w:r>
       <w:r>
         <w:rPr>
@@ -122,7 +122,7 @@
         <w:rPr>
           <w:lang w:val="ar_AE" w:bidi="ar_AE"/>
         </w:rPr>
-        <w:t>ملاحظات الدراسة (تينديل)</w:t>
+        <w:t>Tyndale Open Study Notes</w:t>
       </w:r>
     </w:p>
     <w:p>

--- a/arb/docx/03.content.docx
+++ b/arb/docx/03.content.docx
@@ -22,7 +22,7 @@
         <w:rPr>
           <w:lang w:val="ar_AE" w:bidi="ar_AE"/>
         </w:rPr>
-        <w:t>Resource: Tyndale Open Study Notes</w:t>
+        <w:t>Resource: Aquifer Open Study Notes</w:t>
       </w:r>
       <w:r>
         <w:rPr>
@@ -122,7 +122,7 @@
         <w:rPr>
           <w:lang w:val="ar_AE" w:bidi="ar_AE"/>
         </w:rPr>
-        <w:t>Tyndale Open Study Notes</w:t>
+        <w:t>Aquifer Open Study Notes</w:t>
       </w:r>
     </w:p>
     <w:p>
